--- a/resources/gcse-business-supplier-choice-cafe/GCSE-Business-Supplier-Choice-Cafe-Student.docx
+++ b/resources/gcse-business-supplier-choice-cafe/GCSE-Business-Supplier-Choice-Cafe-Student.docx
@@ -49,13 +49,13 @@
         <w:tc>
           <w:tcPr>
             <w:tcW w:type="dxa" w:w="3452"/>
-            <w:shd w:fill="142D40"/>
             <w:tcBorders>
               <w:top w:val="single" w:sz="4" w:color="D9D9D9"/>
               <w:bottom w:val="single" w:sz="4" w:color="D9D9D9"/>
               <w:left w:val="single" w:sz="4" w:color="D9D9D9"/>
               <w:right w:val="single" w:sz="4" w:color="D9D9D9"/>
             </w:tcBorders>
+            <w:shd w:fill="142D40"/>
             <w:tcMar>
               <w:top w:w="85" w:type="dxa"/>
               <w:bottom w:w="85" w:type="dxa"/>
@@ -79,13 +79,13 @@
         <w:tc>
           <w:tcPr>
             <w:tcW w:type="dxa" w:w="2233"/>
-            <w:shd w:fill="142D40"/>
             <w:tcBorders>
               <w:top w:val="single" w:sz="4" w:color="D9D9D9"/>
               <w:bottom w:val="single" w:sz="4" w:color="D9D9D9"/>
               <w:left w:val="single" w:sz="4" w:color="D9D9D9"/>
               <w:right w:val="single" w:sz="4" w:color="D9D9D9"/>
             </w:tcBorders>
+            <w:shd w:fill="142D40"/>
             <w:tcMar>
               <w:top w:w="85" w:type="dxa"/>
               <w:bottom w:w="85" w:type="dxa"/>
@@ -110,13 +110,13 @@
         <w:tc>
           <w:tcPr>
             <w:tcW w:type="dxa" w:w="2233"/>
-            <w:shd w:fill="142D40"/>
             <w:tcBorders>
               <w:top w:val="single" w:sz="4" w:color="D9D9D9"/>
               <w:bottom w:val="single" w:sz="4" w:color="D9D9D9"/>
               <w:left w:val="single" w:sz="4" w:color="D9D9D9"/>
               <w:right w:val="single" w:sz="4" w:color="D9D9D9"/>
             </w:tcBorders>
+            <w:shd w:fill="142D40"/>
             <w:tcMar>
               <w:top w:w="85" w:type="dxa"/>
               <w:bottom w:w="85" w:type="dxa"/>
@@ -141,13 +141,13 @@
         <w:tc>
           <w:tcPr>
             <w:tcW w:type="dxa" w:w="2233"/>
-            <w:shd w:fill="142D40"/>
             <w:tcBorders>
               <w:top w:val="single" w:sz="4" w:color="D9D9D9"/>
               <w:bottom w:val="single" w:sz="4" w:color="D9D9D9"/>
               <w:left w:val="single" w:sz="4" w:color="D9D9D9"/>
               <w:right w:val="single" w:sz="4" w:color="D9D9D9"/>
             </w:tcBorders>
+            <w:shd w:fill="142D40"/>
             <w:tcMar>
               <w:top w:w="85" w:type="dxa"/>
               <w:bottom w:w="85" w:type="dxa"/>
@@ -174,13 +174,13 @@
         <w:tc>
           <w:tcPr>
             <w:tcW w:type="dxa" w:w="3452"/>
-            <w:shd w:fill="FFFFFF"/>
             <w:tcBorders>
               <w:top w:val="single" w:sz="4" w:color="D9D9D9"/>
               <w:bottom w:val="single" w:sz="4" w:color="D9D9D9"/>
               <w:left w:val="single" w:sz="4" w:color="D9D9D9"/>
               <w:right w:val="single" w:sz="4" w:color="D9D9D9"/>
             </w:tcBorders>
+            <w:shd w:fill="FFFFFF"/>
             <w:tcMar>
               <w:top w:w="85" w:type="dxa"/>
               <w:bottom w:w="85" w:type="dxa"/>
@@ -205,13 +205,13 @@
         <w:tc>
           <w:tcPr>
             <w:tcW w:type="dxa" w:w="2233"/>
-            <w:shd w:fill="FFFFFF"/>
             <w:tcBorders>
               <w:top w:val="single" w:sz="4" w:color="D9D9D9"/>
               <w:bottom w:val="single" w:sz="4" w:color="D9D9D9"/>
               <w:left w:val="single" w:sz="4" w:color="D9D9D9"/>
               <w:right w:val="single" w:sz="4" w:color="D9D9D9"/>
             </w:tcBorders>
+            <w:shd w:fill="FFFFFF"/>
             <w:tcMar>
               <w:top w:w="85" w:type="dxa"/>
               <w:bottom w:w="85" w:type="dxa"/>
@@ -236,13 +236,13 @@
         <w:tc>
           <w:tcPr>
             <w:tcW w:type="dxa" w:w="2233"/>
-            <w:shd w:fill="FFFFFF"/>
             <w:tcBorders>
               <w:top w:val="single" w:sz="4" w:color="D9D9D9"/>
               <w:bottom w:val="single" w:sz="4" w:color="D9D9D9"/>
               <w:left w:val="single" w:sz="4" w:color="D9D9D9"/>
               <w:right w:val="single" w:sz="4" w:color="D9D9D9"/>
             </w:tcBorders>
+            <w:shd w:fill="FFFFFF"/>
             <w:tcMar>
               <w:top w:w="85" w:type="dxa"/>
               <w:bottom w:w="85" w:type="dxa"/>
@@ -267,13 +267,13 @@
         <w:tc>
           <w:tcPr>
             <w:tcW w:type="dxa" w:w="2233"/>
-            <w:shd w:fill="FFFFFF"/>
             <w:tcBorders>
               <w:top w:val="single" w:sz="4" w:color="D9D9D9"/>
               <w:bottom w:val="single" w:sz="4" w:color="D9D9D9"/>
               <w:left w:val="single" w:sz="4" w:color="D9D9D9"/>
               <w:right w:val="single" w:sz="4" w:color="D9D9D9"/>
             </w:tcBorders>
+            <w:shd w:fill="FFFFFF"/>
             <w:tcMar>
               <w:top w:w="85" w:type="dxa"/>
               <w:bottom w:w="85" w:type="dxa"/>
@@ -300,13 +300,13 @@
         <w:tc>
           <w:tcPr>
             <w:tcW w:type="dxa" w:w="3452"/>
-            <w:shd w:fill="F1F5F7"/>
             <w:tcBorders>
               <w:top w:val="single" w:sz="4" w:color="D9D9D9"/>
               <w:bottom w:val="single" w:sz="4" w:color="D9D9D9"/>
               <w:left w:val="single" w:sz="4" w:color="D9D9D9"/>
               <w:right w:val="single" w:sz="4" w:color="D9D9D9"/>
             </w:tcBorders>
+            <w:shd w:fill="F1F5F7"/>
             <w:tcMar>
               <w:top w:w="85" w:type="dxa"/>
               <w:bottom w:w="85" w:type="dxa"/>
@@ -331,13 +331,13 @@
         <w:tc>
           <w:tcPr>
             <w:tcW w:type="dxa" w:w="2233"/>
-            <w:shd w:fill="F1F5F7"/>
             <w:tcBorders>
               <w:top w:val="single" w:sz="4" w:color="D9D9D9"/>
               <w:bottom w:val="single" w:sz="4" w:color="D9D9D9"/>
               <w:left w:val="single" w:sz="4" w:color="D9D9D9"/>
               <w:right w:val="single" w:sz="4" w:color="D9D9D9"/>
             </w:tcBorders>
+            <w:shd w:fill="F1F5F7"/>
             <w:tcMar>
               <w:top w:w="85" w:type="dxa"/>
               <w:bottom w:w="85" w:type="dxa"/>
@@ -362,13 +362,13 @@
         <w:tc>
           <w:tcPr>
             <w:tcW w:type="dxa" w:w="2233"/>
-            <w:shd w:fill="F1F5F7"/>
             <w:tcBorders>
               <w:top w:val="single" w:sz="4" w:color="D9D9D9"/>
               <w:bottom w:val="single" w:sz="4" w:color="D9D9D9"/>
               <w:left w:val="single" w:sz="4" w:color="D9D9D9"/>
               <w:right w:val="single" w:sz="4" w:color="D9D9D9"/>
             </w:tcBorders>
+            <w:shd w:fill="F1F5F7"/>
             <w:tcMar>
               <w:top w:w="85" w:type="dxa"/>
               <w:bottom w:w="85" w:type="dxa"/>
@@ -393,13 +393,13 @@
         <w:tc>
           <w:tcPr>
             <w:tcW w:type="dxa" w:w="2233"/>
-            <w:shd w:fill="F1F5F7"/>
             <w:tcBorders>
               <w:top w:val="single" w:sz="4" w:color="D9D9D9"/>
               <w:bottom w:val="single" w:sz="4" w:color="D9D9D9"/>
               <w:left w:val="single" w:sz="4" w:color="D9D9D9"/>
               <w:right w:val="single" w:sz="4" w:color="D9D9D9"/>
             </w:tcBorders>
+            <w:shd w:fill="F1F5F7"/>
             <w:tcMar>
               <w:top w:w="85" w:type="dxa"/>
               <w:bottom w:w="85" w:type="dxa"/>
@@ -426,13 +426,13 @@
         <w:tc>
           <w:tcPr>
             <w:tcW w:type="dxa" w:w="3452"/>
-            <w:shd w:fill="FFFFFF"/>
             <w:tcBorders>
               <w:top w:val="single" w:sz="4" w:color="D9D9D9"/>
               <w:bottom w:val="single" w:sz="4" w:color="D9D9D9"/>
               <w:left w:val="single" w:sz="4" w:color="D9D9D9"/>
               <w:right w:val="single" w:sz="4" w:color="D9D9D9"/>
             </w:tcBorders>
+            <w:shd w:fill="FFFFFF"/>
             <w:tcMar>
               <w:top w:w="85" w:type="dxa"/>
               <w:bottom w:w="85" w:type="dxa"/>
@@ -457,13 +457,13 @@
         <w:tc>
           <w:tcPr>
             <w:tcW w:type="dxa" w:w="2233"/>
-            <w:shd w:fill="FFFFFF"/>
             <w:tcBorders>
               <w:top w:val="single" w:sz="4" w:color="D9D9D9"/>
               <w:bottom w:val="single" w:sz="4" w:color="D9D9D9"/>
               <w:left w:val="single" w:sz="4" w:color="D9D9D9"/>
               <w:right w:val="single" w:sz="4" w:color="D9D9D9"/>
             </w:tcBorders>
+            <w:shd w:fill="FFFFFF"/>
             <w:tcMar>
               <w:top w:w="85" w:type="dxa"/>
               <w:bottom w:w="85" w:type="dxa"/>
@@ -488,13 +488,13 @@
         <w:tc>
           <w:tcPr>
             <w:tcW w:type="dxa" w:w="2233"/>
-            <w:shd w:fill="FFFFFF"/>
             <w:tcBorders>
               <w:top w:val="single" w:sz="4" w:color="D9D9D9"/>
               <w:bottom w:val="single" w:sz="4" w:color="D9D9D9"/>
               <w:left w:val="single" w:sz="4" w:color="D9D9D9"/>
               <w:right w:val="single" w:sz="4" w:color="D9D9D9"/>
             </w:tcBorders>
+            <w:shd w:fill="FFFFFF"/>
             <w:tcMar>
               <w:top w:w="85" w:type="dxa"/>
               <w:bottom w:w="85" w:type="dxa"/>
@@ -519,13 +519,13 @@
         <w:tc>
           <w:tcPr>
             <w:tcW w:type="dxa" w:w="2233"/>
-            <w:shd w:fill="FFFFFF"/>
             <w:tcBorders>
               <w:top w:val="single" w:sz="4" w:color="D9D9D9"/>
               <w:bottom w:val="single" w:sz="4" w:color="D9D9D9"/>
               <w:left w:val="single" w:sz="4" w:color="D9D9D9"/>
               <w:right w:val="single" w:sz="4" w:color="D9D9D9"/>
             </w:tcBorders>
+            <w:shd w:fill="FFFFFF"/>
             <w:tcMar>
               <w:top w:w="85" w:type="dxa"/>
               <w:bottom w:w="85" w:type="dxa"/>
@@ -552,13 +552,13 @@
         <w:tc>
           <w:tcPr>
             <w:tcW w:type="dxa" w:w="3452"/>
-            <w:shd w:fill="F1F5F7"/>
             <w:tcBorders>
               <w:top w:val="single" w:sz="4" w:color="D9D9D9"/>
               <w:bottom w:val="single" w:sz="4" w:color="D9D9D9"/>
               <w:left w:val="single" w:sz="4" w:color="D9D9D9"/>
               <w:right w:val="single" w:sz="4" w:color="D9D9D9"/>
             </w:tcBorders>
+            <w:shd w:fill="F1F5F7"/>
             <w:tcMar>
               <w:top w:w="85" w:type="dxa"/>
               <w:bottom w:w="85" w:type="dxa"/>
@@ -583,13 +583,13 @@
         <w:tc>
           <w:tcPr>
             <w:tcW w:type="dxa" w:w="2233"/>
-            <w:shd w:fill="F1F5F7"/>
             <w:tcBorders>
               <w:top w:val="single" w:sz="4" w:color="D9D9D9"/>
               <w:bottom w:val="single" w:sz="4" w:color="D9D9D9"/>
               <w:left w:val="single" w:sz="4" w:color="D9D9D9"/>
               <w:right w:val="single" w:sz="4" w:color="D9D9D9"/>
             </w:tcBorders>
+            <w:shd w:fill="F1F5F7"/>
             <w:tcMar>
               <w:top w:w="85" w:type="dxa"/>
               <w:bottom w:w="85" w:type="dxa"/>
@@ -614,13 +614,13 @@
         <w:tc>
           <w:tcPr>
             <w:tcW w:type="dxa" w:w="2233"/>
-            <w:shd w:fill="F1F5F7"/>
             <w:tcBorders>
               <w:top w:val="single" w:sz="4" w:color="D9D9D9"/>
               <w:bottom w:val="single" w:sz="4" w:color="D9D9D9"/>
               <w:left w:val="single" w:sz="4" w:color="D9D9D9"/>
               <w:right w:val="single" w:sz="4" w:color="D9D9D9"/>
             </w:tcBorders>
+            <w:shd w:fill="F1F5F7"/>
             <w:tcMar>
               <w:top w:w="85" w:type="dxa"/>
               <w:bottom w:w="85" w:type="dxa"/>
@@ -645,13 +645,13 @@
         <w:tc>
           <w:tcPr>
             <w:tcW w:type="dxa" w:w="2233"/>
-            <w:shd w:fill="F1F5F7"/>
             <w:tcBorders>
               <w:top w:val="single" w:sz="4" w:color="D9D9D9"/>
               <w:bottom w:val="single" w:sz="4" w:color="D9D9D9"/>
               <w:left w:val="single" w:sz="4" w:color="D9D9D9"/>
               <w:right w:val="single" w:sz="4" w:color="D9D9D9"/>
             </w:tcBorders>
+            <w:shd w:fill="F1F5F7"/>
             <w:tcMar>
               <w:top w:w="85" w:type="dxa"/>
               <w:bottom w:w="85" w:type="dxa"/>
@@ -678,13 +678,13 @@
         <w:tc>
           <w:tcPr>
             <w:tcW w:type="dxa" w:w="3452"/>
-            <w:shd w:fill="FFFFFF"/>
             <w:tcBorders>
               <w:top w:val="single" w:sz="4" w:color="D9D9D9"/>
               <w:bottom w:val="single" w:sz="4" w:color="D9D9D9"/>
               <w:left w:val="single" w:sz="4" w:color="D9D9D9"/>
               <w:right w:val="single" w:sz="4" w:color="D9D9D9"/>
             </w:tcBorders>
+            <w:shd w:fill="FFFFFF"/>
             <w:tcMar>
               <w:top w:w="85" w:type="dxa"/>
               <w:bottom w:w="85" w:type="dxa"/>
@@ -709,13 +709,13 @@
         <w:tc>
           <w:tcPr>
             <w:tcW w:type="dxa" w:w="2233"/>
-            <w:shd w:fill="FFFFFF"/>
             <w:tcBorders>
               <w:top w:val="single" w:sz="4" w:color="D9D9D9"/>
               <w:bottom w:val="single" w:sz="4" w:color="D9D9D9"/>
               <w:left w:val="single" w:sz="4" w:color="D9D9D9"/>
               <w:right w:val="single" w:sz="4" w:color="D9D9D9"/>
             </w:tcBorders>
+            <w:shd w:fill="FFFFFF"/>
             <w:tcMar>
               <w:top w:w="85" w:type="dxa"/>
               <w:bottom w:w="85" w:type="dxa"/>
@@ -740,13 +740,13 @@
         <w:tc>
           <w:tcPr>
             <w:tcW w:type="dxa" w:w="2233"/>
-            <w:shd w:fill="FFFFFF"/>
             <w:tcBorders>
               <w:top w:val="single" w:sz="4" w:color="D9D9D9"/>
               <w:bottom w:val="single" w:sz="4" w:color="D9D9D9"/>
               <w:left w:val="single" w:sz="4" w:color="D9D9D9"/>
               <w:right w:val="single" w:sz="4" w:color="D9D9D9"/>
             </w:tcBorders>
+            <w:shd w:fill="FFFFFF"/>
             <w:tcMar>
               <w:top w:w="85" w:type="dxa"/>
               <w:bottom w:w="85" w:type="dxa"/>
@@ -771,13 +771,13 @@
         <w:tc>
           <w:tcPr>
             <w:tcW w:type="dxa" w:w="2233"/>
-            <w:shd w:fill="FFFFFF"/>
             <w:tcBorders>
               <w:top w:val="single" w:sz="4" w:color="D9D9D9"/>
               <w:bottom w:val="single" w:sz="4" w:color="D9D9D9"/>
               <w:left w:val="single" w:sz="4" w:color="D9D9D9"/>
               <w:right w:val="single" w:sz="4" w:color="D9D9D9"/>
             </w:tcBorders>
+            <w:shd w:fill="FFFFFF"/>
             <w:tcMar>
               <w:top w:w="85" w:type="dxa"/>
               <w:bottom w:w="85" w:type="dxa"/>
@@ -838,13 +838,13 @@
         <w:tc>
           <w:tcPr>
             <w:tcW w:type="dxa" w:w="6700"/>
-            <w:shd w:fill="142D40"/>
             <w:tcBorders>
               <w:top w:val="single" w:sz="4" w:color="D9D9D9"/>
               <w:bottom w:val="single" w:sz="4" w:color="D9D9D9"/>
               <w:left w:val="single" w:sz="4" w:color="D9D9D9"/>
               <w:right w:val="single" w:sz="4" w:color="D9D9D9"/>
             </w:tcBorders>
+            <w:shd w:fill="142D40"/>
             <w:tcMar>
               <w:top w:w="85" w:type="dxa"/>
               <w:bottom w:w="85" w:type="dxa"/>
@@ -869,13 +869,13 @@
         <w:tc>
           <w:tcPr>
             <w:tcW w:type="dxa" w:w="3452"/>
-            <w:shd w:fill="142D40"/>
             <w:tcBorders>
               <w:top w:val="single" w:sz="4" w:color="D9D9D9"/>
               <w:bottom w:val="single" w:sz="4" w:color="D9D9D9"/>
               <w:left w:val="single" w:sz="4" w:color="D9D9D9"/>
               <w:right w:val="single" w:sz="4" w:color="D9D9D9"/>
             </w:tcBorders>
+            <w:shd w:fill="142D40"/>
             <w:tcMar>
               <w:top w:w="85" w:type="dxa"/>
               <w:bottom w:w="85" w:type="dxa"/>
@@ -902,13 +902,13 @@
         <w:tc>
           <w:tcPr>
             <w:tcW w:type="dxa" w:w="6700"/>
-            <w:shd w:fill="FFFFFF"/>
             <w:tcBorders>
               <w:top w:val="single" w:sz="4" w:color="D9D9D9"/>
               <w:bottom w:val="single" w:sz="4" w:color="D9D9D9"/>
               <w:left w:val="single" w:sz="4" w:color="D9D9D9"/>
               <w:right w:val="single" w:sz="4" w:color="D9D9D9"/>
             </w:tcBorders>
+            <w:shd w:fill="FFFFFF"/>
             <w:tcMar>
               <w:top w:w="85" w:type="dxa"/>
               <w:bottom w:w="85" w:type="dxa"/>
@@ -933,13 +933,13 @@
         <w:tc>
           <w:tcPr>
             <w:tcW w:type="dxa" w:w="3452"/>
-            <w:shd w:fill="FFFFFF"/>
             <w:tcBorders>
               <w:top w:val="single" w:sz="4" w:color="D9D9D9"/>
               <w:bottom w:val="single" w:sz="4" w:color="D9D9D9"/>
               <w:left w:val="single" w:sz="4" w:color="D9D9D9"/>
               <w:right w:val="single" w:sz="4" w:color="D9D9D9"/>
             </w:tcBorders>
+            <w:shd w:fill="FFFFFF"/>
             <w:tcMar>
               <w:top w:w="85" w:type="dxa"/>
               <w:bottom w:w="85" w:type="dxa"/>
@@ -965,13 +965,13 @@
         <w:tc>
           <w:tcPr>
             <w:tcW w:type="dxa" w:w="6700"/>
-            <w:shd w:fill="F1F5F7"/>
             <w:tcBorders>
               <w:top w:val="single" w:sz="4" w:color="D9D9D9"/>
               <w:bottom w:val="single" w:sz="4" w:color="D9D9D9"/>
               <w:left w:val="single" w:sz="4" w:color="D9D9D9"/>
               <w:right w:val="single" w:sz="4" w:color="D9D9D9"/>
             </w:tcBorders>
+            <w:shd w:fill="F1F5F7"/>
             <w:tcMar>
               <w:top w:w="85" w:type="dxa"/>
               <w:bottom w:w="85" w:type="dxa"/>
@@ -996,13 +996,13 @@
         <w:tc>
           <w:tcPr>
             <w:tcW w:type="dxa" w:w="3452"/>
-            <w:shd w:fill="F1F5F7"/>
             <w:tcBorders>
               <w:top w:val="single" w:sz="4" w:color="D9D9D9"/>
               <w:bottom w:val="single" w:sz="4" w:color="D9D9D9"/>
               <w:left w:val="single" w:sz="4" w:color="D9D9D9"/>
               <w:right w:val="single" w:sz="4" w:color="D9D9D9"/>
             </w:tcBorders>
+            <w:shd w:fill="F1F5F7"/>
             <w:tcMar>
               <w:top w:w="85" w:type="dxa"/>
               <w:bottom w:w="85" w:type="dxa"/>
@@ -1028,13 +1028,13 @@
         <w:tc>
           <w:tcPr>
             <w:tcW w:type="dxa" w:w="6700"/>
-            <w:shd w:fill="FFFFFF"/>
             <w:tcBorders>
               <w:top w:val="single" w:sz="4" w:color="D9D9D9"/>
               <w:bottom w:val="single" w:sz="4" w:color="D9D9D9"/>
               <w:left w:val="single" w:sz="4" w:color="D9D9D9"/>
               <w:right w:val="single" w:sz="4" w:color="D9D9D9"/>
             </w:tcBorders>
+            <w:shd w:fill="FFFFFF"/>
             <w:tcMar>
               <w:top w:w="85" w:type="dxa"/>
               <w:bottom w:w="85" w:type="dxa"/>
@@ -1059,13 +1059,13 @@
         <w:tc>
           <w:tcPr>
             <w:tcW w:type="dxa" w:w="3452"/>
-            <w:shd w:fill="FFFFFF"/>
             <w:tcBorders>
               <w:top w:val="single" w:sz="4" w:color="D9D9D9"/>
               <w:bottom w:val="single" w:sz="4" w:color="D9D9D9"/>
               <w:left w:val="single" w:sz="4" w:color="D9D9D9"/>
               <w:right w:val="single" w:sz="4" w:color="D9D9D9"/>
             </w:tcBorders>
+            <w:shd w:fill="FFFFFF"/>
             <w:tcMar>
               <w:top w:w="85" w:type="dxa"/>
               <w:bottom w:w="85" w:type="dxa"/>
@@ -1169,13 +1169,13 @@
         <w:tc>
           <w:tcPr>
             <w:tcW w:type="dxa" w:w="3452"/>
-            <w:shd w:fill="142D40"/>
             <w:tcBorders>
               <w:top w:val="single" w:sz="4" w:color="D9D9D9"/>
               <w:bottom w:val="single" w:sz="4" w:color="D9D9D9"/>
               <w:left w:val="single" w:sz="4" w:color="D9D9D9"/>
               <w:right w:val="single" w:sz="4" w:color="D9D9D9"/>
             </w:tcBorders>
+            <w:shd w:fill="142D40"/>
             <w:tcMar>
               <w:top w:w="85" w:type="dxa"/>
               <w:bottom w:w="85" w:type="dxa"/>
@@ -1199,13 +1199,13 @@
         <w:tc>
           <w:tcPr>
             <w:tcW w:type="dxa" w:w="2233"/>
-            <w:shd w:fill="142D40"/>
             <w:tcBorders>
               <w:top w:val="single" w:sz="4" w:color="D9D9D9"/>
               <w:bottom w:val="single" w:sz="4" w:color="D9D9D9"/>
               <w:left w:val="single" w:sz="4" w:color="D9D9D9"/>
               <w:right w:val="single" w:sz="4" w:color="D9D9D9"/>
             </w:tcBorders>
+            <w:shd w:fill="142D40"/>
             <w:tcMar>
               <w:top w:w="85" w:type="dxa"/>
               <w:bottom w:w="85" w:type="dxa"/>
@@ -1230,13 +1230,13 @@
         <w:tc>
           <w:tcPr>
             <w:tcW w:type="dxa" w:w="2233"/>
-            <w:shd w:fill="142D40"/>
             <w:tcBorders>
               <w:top w:val="single" w:sz="4" w:color="D9D9D9"/>
               <w:bottom w:val="single" w:sz="4" w:color="D9D9D9"/>
               <w:left w:val="single" w:sz="4" w:color="D9D9D9"/>
               <w:right w:val="single" w:sz="4" w:color="D9D9D9"/>
             </w:tcBorders>
+            <w:shd w:fill="142D40"/>
             <w:tcMar>
               <w:top w:w="85" w:type="dxa"/>
               <w:bottom w:w="85" w:type="dxa"/>
@@ -1261,13 +1261,13 @@
         <w:tc>
           <w:tcPr>
             <w:tcW w:type="dxa" w:w="2233"/>
-            <w:shd w:fill="142D40"/>
             <w:tcBorders>
               <w:top w:val="single" w:sz="4" w:color="D9D9D9"/>
               <w:bottom w:val="single" w:sz="4" w:color="D9D9D9"/>
               <w:left w:val="single" w:sz="4" w:color="D9D9D9"/>
               <w:right w:val="single" w:sz="4" w:color="D9D9D9"/>
             </w:tcBorders>
+            <w:shd w:fill="142D40"/>
             <w:tcMar>
               <w:top w:w="85" w:type="dxa"/>
               <w:bottom w:w="85" w:type="dxa"/>
@@ -1294,13 +1294,13 @@
         <w:tc>
           <w:tcPr>
             <w:tcW w:type="dxa" w:w="3452"/>
-            <w:shd w:fill="FFFFFF"/>
             <w:tcBorders>
               <w:top w:val="single" w:sz="4" w:color="D9D9D9"/>
               <w:bottom w:val="single" w:sz="4" w:color="D9D9D9"/>
               <w:left w:val="single" w:sz="4" w:color="D9D9D9"/>
               <w:right w:val="single" w:sz="4" w:color="D9D9D9"/>
             </w:tcBorders>
+            <w:shd w:fill="FFFFFF"/>
             <w:tcMar>
               <w:top w:w="85" w:type="dxa"/>
               <w:bottom w:w="85" w:type="dxa"/>
@@ -1325,13 +1325,13 @@
         <w:tc>
           <w:tcPr>
             <w:tcW w:type="dxa" w:w="2233"/>
-            <w:shd w:fill="FFFFFF"/>
             <w:tcBorders>
               <w:top w:val="single" w:sz="4" w:color="D9D9D9"/>
               <w:bottom w:val="single" w:sz="4" w:color="D9D9D9"/>
               <w:left w:val="single" w:sz="4" w:color="D9D9D9"/>
               <w:right w:val="single" w:sz="4" w:color="D9D9D9"/>
             </w:tcBorders>
+            <w:shd w:fill="FFFFFF"/>
             <w:tcMar>
               <w:top w:w="85" w:type="dxa"/>
               <w:bottom w:w="85" w:type="dxa"/>
@@ -1355,13 +1355,13 @@
         <w:tc>
           <w:tcPr>
             <w:tcW w:type="dxa" w:w="2233"/>
-            <w:shd w:fill="FFFFFF"/>
             <w:tcBorders>
               <w:top w:val="single" w:sz="4" w:color="D9D9D9"/>
               <w:bottom w:val="single" w:sz="4" w:color="D9D9D9"/>
               <w:left w:val="single" w:sz="4" w:color="D9D9D9"/>
               <w:right w:val="single" w:sz="4" w:color="D9D9D9"/>
             </w:tcBorders>
+            <w:shd w:fill="FFFFFF"/>
             <w:tcMar>
               <w:top w:w="85" w:type="dxa"/>
               <w:bottom w:w="85" w:type="dxa"/>
@@ -1385,13 +1385,13 @@
         <w:tc>
           <w:tcPr>
             <w:tcW w:type="dxa" w:w="2233"/>
-            <w:shd w:fill="FFFFFF"/>
             <w:tcBorders>
               <w:top w:val="single" w:sz="4" w:color="D9D9D9"/>
               <w:bottom w:val="single" w:sz="4" w:color="D9D9D9"/>
               <w:left w:val="single" w:sz="4" w:color="D9D9D9"/>
               <w:right w:val="single" w:sz="4" w:color="D9D9D9"/>
             </w:tcBorders>
+            <w:shd w:fill="FFFFFF"/>
             <w:tcMar>
               <w:top w:w="85" w:type="dxa"/>
               <w:bottom w:w="85" w:type="dxa"/>
@@ -1417,13 +1417,13 @@
         <w:tc>
           <w:tcPr>
             <w:tcW w:type="dxa" w:w="3452"/>
-            <w:shd w:fill="F1F5F7"/>
             <w:tcBorders>
               <w:top w:val="single" w:sz="4" w:color="D9D9D9"/>
               <w:bottom w:val="single" w:sz="4" w:color="D9D9D9"/>
               <w:left w:val="single" w:sz="4" w:color="D9D9D9"/>
               <w:right w:val="single" w:sz="4" w:color="D9D9D9"/>
             </w:tcBorders>
+            <w:shd w:fill="F1F5F7"/>
             <w:tcMar>
               <w:top w:w="85" w:type="dxa"/>
               <w:bottom w:w="85" w:type="dxa"/>
@@ -1448,13 +1448,13 @@
         <w:tc>
           <w:tcPr>
             <w:tcW w:type="dxa" w:w="2233"/>
-            <w:shd w:fill="F1F5F7"/>
             <w:tcBorders>
               <w:top w:val="single" w:sz="4" w:color="D9D9D9"/>
               <w:bottom w:val="single" w:sz="4" w:color="D9D9D9"/>
               <w:left w:val="single" w:sz="4" w:color="D9D9D9"/>
               <w:right w:val="single" w:sz="4" w:color="D9D9D9"/>
             </w:tcBorders>
+            <w:shd w:fill="F1F5F7"/>
             <w:tcMar>
               <w:top w:w="85" w:type="dxa"/>
               <w:bottom w:w="85" w:type="dxa"/>
@@ -1478,13 +1478,13 @@
         <w:tc>
           <w:tcPr>
             <w:tcW w:type="dxa" w:w="2233"/>
-            <w:shd w:fill="F1F5F7"/>
             <w:tcBorders>
               <w:top w:val="single" w:sz="4" w:color="D9D9D9"/>
               <w:bottom w:val="single" w:sz="4" w:color="D9D9D9"/>
               <w:left w:val="single" w:sz="4" w:color="D9D9D9"/>
               <w:right w:val="single" w:sz="4" w:color="D9D9D9"/>
             </w:tcBorders>
+            <w:shd w:fill="F1F5F7"/>
             <w:tcMar>
               <w:top w:w="85" w:type="dxa"/>
               <w:bottom w:w="85" w:type="dxa"/>
@@ -1508,13 +1508,13 @@
         <w:tc>
           <w:tcPr>
             <w:tcW w:type="dxa" w:w="2233"/>
-            <w:shd w:fill="F1F5F7"/>
             <w:tcBorders>
               <w:top w:val="single" w:sz="4" w:color="D9D9D9"/>
               <w:bottom w:val="single" w:sz="4" w:color="D9D9D9"/>
               <w:left w:val="single" w:sz="4" w:color="D9D9D9"/>
               <w:right w:val="single" w:sz="4" w:color="D9D9D9"/>
             </w:tcBorders>
+            <w:shd w:fill="F1F5F7"/>
             <w:tcMar>
               <w:top w:w="85" w:type="dxa"/>
               <w:bottom w:w="85" w:type="dxa"/>
@@ -1930,13 +1930,13 @@
         <w:tc>
           <w:tcPr>
             <w:tcW w:type="dxa" w:w="6091"/>
-            <w:shd w:fill="142D40"/>
             <w:tcBorders>
               <w:top w:val="single" w:sz="4" w:color="D9D9D9"/>
               <w:bottom w:val="single" w:sz="4" w:color="D9D9D9"/>
               <w:left w:val="single" w:sz="4" w:color="D9D9D9"/>
               <w:right w:val="single" w:sz="4" w:color="D9D9D9"/>
             </w:tcBorders>
+            <w:shd w:fill="142D40"/>
             <w:tcMar>
               <w:top w:w="85" w:type="dxa"/>
               <w:bottom w:w="85" w:type="dxa"/>
@@ -1961,13 +1961,13 @@
         <w:tc>
           <w:tcPr>
             <w:tcW w:type="dxa" w:w="4061"/>
-            <w:shd w:fill="142D40"/>
             <w:tcBorders>
               <w:top w:val="single" w:sz="4" w:color="D9D9D9"/>
               <w:bottom w:val="single" w:sz="4" w:color="D9D9D9"/>
               <w:left w:val="single" w:sz="4" w:color="D9D9D9"/>
               <w:right w:val="single" w:sz="4" w:color="D9D9D9"/>
             </w:tcBorders>
+            <w:shd w:fill="142D40"/>
             <w:tcMar>
               <w:top w:w="85" w:type="dxa"/>
               <w:bottom w:w="85" w:type="dxa"/>
@@ -1994,13 +1994,13 @@
         <w:tc>
           <w:tcPr>
             <w:tcW w:type="dxa" w:w="6091"/>
-            <w:shd w:fill="FFFFFF"/>
             <w:tcBorders>
               <w:top w:val="single" w:sz="4" w:color="D9D9D9"/>
               <w:bottom w:val="single" w:sz="4" w:color="D9D9D9"/>
               <w:left w:val="single" w:sz="4" w:color="D9D9D9"/>
               <w:right w:val="single" w:sz="4" w:color="D9D9D9"/>
             </w:tcBorders>
+            <w:shd w:fill="FFFFFF"/>
             <w:tcMar>
               <w:top w:w="85" w:type="dxa"/>
               <w:bottom w:w="85" w:type="dxa"/>
@@ -2025,13 +2025,13 @@
         <w:tc>
           <w:tcPr>
             <w:tcW w:type="dxa" w:w="4061"/>
-            <w:shd w:fill="FFFFFF"/>
             <w:tcBorders>
               <w:top w:val="single" w:sz="4" w:color="D9D9D9"/>
               <w:bottom w:val="single" w:sz="4" w:color="D9D9D9"/>
               <w:left w:val="single" w:sz="4" w:color="D9D9D9"/>
               <w:right w:val="single" w:sz="4" w:color="D9D9D9"/>
             </w:tcBorders>
+            <w:shd w:fill="FFFFFF"/>
             <w:tcMar>
               <w:top w:w="85" w:type="dxa"/>
               <w:bottom w:w="85" w:type="dxa"/>
@@ -2057,13 +2057,13 @@
         <w:tc>
           <w:tcPr>
             <w:tcW w:type="dxa" w:w="6091"/>
-            <w:shd w:fill="F1F5F7"/>
             <w:tcBorders>
               <w:top w:val="single" w:sz="4" w:color="D9D9D9"/>
               <w:bottom w:val="single" w:sz="4" w:color="D9D9D9"/>
               <w:left w:val="single" w:sz="4" w:color="D9D9D9"/>
               <w:right w:val="single" w:sz="4" w:color="D9D9D9"/>
             </w:tcBorders>
+            <w:shd w:fill="F1F5F7"/>
             <w:tcMar>
               <w:top w:w="85" w:type="dxa"/>
               <w:bottom w:w="85" w:type="dxa"/>
@@ -2088,13 +2088,13 @@
         <w:tc>
           <w:tcPr>
             <w:tcW w:type="dxa" w:w="4061"/>
-            <w:shd w:fill="F1F5F7"/>
             <w:tcBorders>
               <w:top w:val="single" w:sz="4" w:color="D9D9D9"/>
               <w:bottom w:val="single" w:sz="4" w:color="D9D9D9"/>
               <w:left w:val="single" w:sz="4" w:color="D9D9D9"/>
               <w:right w:val="single" w:sz="4" w:color="D9D9D9"/>
             </w:tcBorders>
+            <w:shd w:fill="F1F5F7"/>
             <w:tcMar>
               <w:top w:w="85" w:type="dxa"/>
               <w:bottom w:w="85" w:type="dxa"/>
@@ -2120,13 +2120,13 @@
         <w:tc>
           <w:tcPr>
             <w:tcW w:type="dxa" w:w="6091"/>
-            <w:shd w:fill="FFFFFF"/>
             <w:tcBorders>
               <w:top w:val="single" w:sz="4" w:color="D9D9D9"/>
               <w:bottom w:val="single" w:sz="4" w:color="D9D9D9"/>
               <w:left w:val="single" w:sz="4" w:color="D9D9D9"/>
               <w:right w:val="single" w:sz="4" w:color="D9D9D9"/>
             </w:tcBorders>
+            <w:shd w:fill="FFFFFF"/>
             <w:tcMar>
               <w:top w:w="85" w:type="dxa"/>
               <w:bottom w:w="85" w:type="dxa"/>
@@ -2151,13 +2151,13 @@
         <w:tc>
           <w:tcPr>
             <w:tcW w:type="dxa" w:w="4061"/>
-            <w:shd w:fill="FFFFFF"/>
             <w:tcBorders>
               <w:top w:val="single" w:sz="4" w:color="D9D9D9"/>
               <w:bottom w:val="single" w:sz="4" w:color="D9D9D9"/>
               <w:left w:val="single" w:sz="4" w:color="D9D9D9"/>
               <w:right w:val="single" w:sz="4" w:color="D9D9D9"/>
             </w:tcBorders>
+            <w:shd w:fill="FFFFFF"/>
             <w:tcMar>
               <w:top w:w="85" w:type="dxa"/>
               <w:bottom w:w="85" w:type="dxa"/>

--- a/resources/gcse-business-supplier-choice-cafe/GCSE-Business-Supplier-Choice-Cafe-Student.docx
+++ b/resources/gcse-business-supplier-choice-cafe/GCSE-Business-Supplier-Choice-Cafe-Student.docx
@@ -51,15 +51,15 @@
             <w:tcW w:type="dxa" w:w="3452"/>
             <w:tcBorders>
               <w:top w:val="single" w:sz="4" w:color="D9D9D9"/>
+              <w:left w:val="single" w:sz="4" w:color="D9D9D9"/>
               <w:bottom w:val="single" w:sz="4" w:color="D9D9D9"/>
-              <w:left w:val="single" w:sz="4" w:color="D9D9D9"/>
               <w:right w:val="single" w:sz="4" w:color="D9D9D9"/>
             </w:tcBorders>
             <w:shd w:fill="142D40"/>
             <w:tcMar>
               <w:top w:w="85" w:type="dxa"/>
+              <w:left w:w="85" w:type="dxa"/>
               <w:bottom w:w="85" w:type="dxa"/>
-              <w:left w:w="85" w:type="dxa"/>
               <w:right w:w="85" w:type="dxa"/>
             </w:tcMar>
           </w:tcPr>
@@ -81,15 +81,15 @@
             <w:tcW w:type="dxa" w:w="2233"/>
             <w:tcBorders>
               <w:top w:val="single" w:sz="4" w:color="D9D9D9"/>
+              <w:left w:val="single" w:sz="4" w:color="D9D9D9"/>
               <w:bottom w:val="single" w:sz="4" w:color="D9D9D9"/>
-              <w:left w:val="single" w:sz="4" w:color="D9D9D9"/>
               <w:right w:val="single" w:sz="4" w:color="D9D9D9"/>
             </w:tcBorders>
             <w:shd w:fill="142D40"/>
             <w:tcMar>
               <w:top w:w="85" w:type="dxa"/>
+              <w:left w:w="85" w:type="dxa"/>
               <w:bottom w:w="85" w:type="dxa"/>
-              <w:left w:w="85" w:type="dxa"/>
               <w:right w:w="85" w:type="dxa"/>
             </w:tcMar>
           </w:tcPr>
@@ -112,15 +112,15 @@
             <w:tcW w:type="dxa" w:w="2233"/>
             <w:tcBorders>
               <w:top w:val="single" w:sz="4" w:color="D9D9D9"/>
+              <w:left w:val="single" w:sz="4" w:color="D9D9D9"/>
               <w:bottom w:val="single" w:sz="4" w:color="D9D9D9"/>
-              <w:left w:val="single" w:sz="4" w:color="D9D9D9"/>
               <w:right w:val="single" w:sz="4" w:color="D9D9D9"/>
             </w:tcBorders>
             <w:shd w:fill="142D40"/>
             <w:tcMar>
               <w:top w:w="85" w:type="dxa"/>
+              <w:left w:w="85" w:type="dxa"/>
               <w:bottom w:w="85" w:type="dxa"/>
-              <w:left w:w="85" w:type="dxa"/>
               <w:right w:w="85" w:type="dxa"/>
             </w:tcMar>
           </w:tcPr>
@@ -143,15 +143,15 @@
             <w:tcW w:type="dxa" w:w="2233"/>
             <w:tcBorders>
               <w:top w:val="single" w:sz="4" w:color="D9D9D9"/>
+              <w:left w:val="single" w:sz="4" w:color="D9D9D9"/>
               <w:bottom w:val="single" w:sz="4" w:color="D9D9D9"/>
-              <w:left w:val="single" w:sz="4" w:color="D9D9D9"/>
               <w:right w:val="single" w:sz="4" w:color="D9D9D9"/>
             </w:tcBorders>
             <w:shd w:fill="142D40"/>
             <w:tcMar>
               <w:top w:w="85" w:type="dxa"/>
+              <w:left w:w="85" w:type="dxa"/>
               <w:bottom w:w="85" w:type="dxa"/>
-              <w:left w:w="85" w:type="dxa"/>
               <w:right w:w="85" w:type="dxa"/>
             </w:tcMar>
           </w:tcPr>
@@ -176,15 +176,15 @@
             <w:tcW w:type="dxa" w:w="3452"/>
             <w:tcBorders>
               <w:top w:val="single" w:sz="4" w:color="D9D9D9"/>
+              <w:left w:val="single" w:sz="4" w:color="D9D9D9"/>
               <w:bottom w:val="single" w:sz="4" w:color="D9D9D9"/>
-              <w:left w:val="single" w:sz="4" w:color="D9D9D9"/>
               <w:right w:val="single" w:sz="4" w:color="D9D9D9"/>
             </w:tcBorders>
             <w:shd w:fill="FFFFFF"/>
             <w:tcMar>
               <w:top w:w="85" w:type="dxa"/>
+              <w:left w:w="85" w:type="dxa"/>
               <w:bottom w:w="85" w:type="dxa"/>
-              <w:left w:w="85" w:type="dxa"/>
               <w:right w:w="85" w:type="dxa"/>
             </w:tcMar>
           </w:tcPr>
@@ -207,15 +207,15 @@
             <w:tcW w:type="dxa" w:w="2233"/>
             <w:tcBorders>
               <w:top w:val="single" w:sz="4" w:color="D9D9D9"/>
+              <w:left w:val="single" w:sz="4" w:color="D9D9D9"/>
               <w:bottom w:val="single" w:sz="4" w:color="D9D9D9"/>
-              <w:left w:val="single" w:sz="4" w:color="D9D9D9"/>
               <w:right w:val="single" w:sz="4" w:color="D9D9D9"/>
             </w:tcBorders>
             <w:shd w:fill="FFFFFF"/>
             <w:tcMar>
               <w:top w:w="85" w:type="dxa"/>
+              <w:left w:w="85" w:type="dxa"/>
               <w:bottom w:w="85" w:type="dxa"/>
-              <w:left w:w="85" w:type="dxa"/>
               <w:right w:w="85" w:type="dxa"/>
             </w:tcMar>
           </w:tcPr>
@@ -238,15 +238,15 @@
             <w:tcW w:type="dxa" w:w="2233"/>
             <w:tcBorders>
               <w:top w:val="single" w:sz="4" w:color="D9D9D9"/>
+              <w:left w:val="single" w:sz="4" w:color="D9D9D9"/>
               <w:bottom w:val="single" w:sz="4" w:color="D9D9D9"/>
-              <w:left w:val="single" w:sz="4" w:color="D9D9D9"/>
               <w:right w:val="single" w:sz="4" w:color="D9D9D9"/>
             </w:tcBorders>
             <w:shd w:fill="FFFFFF"/>
             <w:tcMar>
               <w:top w:w="85" w:type="dxa"/>
+              <w:left w:w="85" w:type="dxa"/>
               <w:bottom w:w="85" w:type="dxa"/>
-              <w:left w:w="85" w:type="dxa"/>
               <w:right w:w="85" w:type="dxa"/>
             </w:tcMar>
           </w:tcPr>
@@ -269,15 +269,15 @@
             <w:tcW w:type="dxa" w:w="2233"/>
             <w:tcBorders>
               <w:top w:val="single" w:sz="4" w:color="D9D9D9"/>
+              <w:left w:val="single" w:sz="4" w:color="D9D9D9"/>
               <w:bottom w:val="single" w:sz="4" w:color="D9D9D9"/>
-              <w:left w:val="single" w:sz="4" w:color="D9D9D9"/>
               <w:right w:val="single" w:sz="4" w:color="D9D9D9"/>
             </w:tcBorders>
             <w:shd w:fill="FFFFFF"/>
             <w:tcMar>
               <w:top w:w="85" w:type="dxa"/>
+              <w:left w:w="85" w:type="dxa"/>
               <w:bottom w:w="85" w:type="dxa"/>
-              <w:left w:w="85" w:type="dxa"/>
               <w:right w:w="85" w:type="dxa"/>
             </w:tcMar>
           </w:tcPr>
@@ -302,15 +302,15 @@
             <w:tcW w:type="dxa" w:w="3452"/>
             <w:tcBorders>
               <w:top w:val="single" w:sz="4" w:color="D9D9D9"/>
+              <w:left w:val="single" w:sz="4" w:color="D9D9D9"/>
               <w:bottom w:val="single" w:sz="4" w:color="D9D9D9"/>
-              <w:left w:val="single" w:sz="4" w:color="D9D9D9"/>
               <w:right w:val="single" w:sz="4" w:color="D9D9D9"/>
             </w:tcBorders>
             <w:shd w:fill="F1F5F7"/>
             <w:tcMar>
               <w:top w:w="85" w:type="dxa"/>
+              <w:left w:w="85" w:type="dxa"/>
               <w:bottom w:w="85" w:type="dxa"/>
-              <w:left w:w="85" w:type="dxa"/>
               <w:right w:w="85" w:type="dxa"/>
             </w:tcMar>
           </w:tcPr>
@@ -333,15 +333,15 @@
             <w:tcW w:type="dxa" w:w="2233"/>
             <w:tcBorders>
               <w:top w:val="single" w:sz="4" w:color="D9D9D9"/>
+              <w:left w:val="single" w:sz="4" w:color="D9D9D9"/>
               <w:bottom w:val="single" w:sz="4" w:color="D9D9D9"/>
-              <w:left w:val="single" w:sz="4" w:color="D9D9D9"/>
               <w:right w:val="single" w:sz="4" w:color="D9D9D9"/>
             </w:tcBorders>
             <w:shd w:fill="F1F5F7"/>
             <w:tcMar>
               <w:top w:w="85" w:type="dxa"/>
+              <w:left w:w="85" w:type="dxa"/>
               <w:bottom w:w="85" w:type="dxa"/>
-              <w:left w:w="85" w:type="dxa"/>
               <w:right w:w="85" w:type="dxa"/>
             </w:tcMar>
           </w:tcPr>
@@ -364,15 +364,15 @@
             <w:tcW w:type="dxa" w:w="2233"/>
             <w:tcBorders>
               <w:top w:val="single" w:sz="4" w:color="D9D9D9"/>
+              <w:left w:val="single" w:sz="4" w:color="D9D9D9"/>
               <w:bottom w:val="single" w:sz="4" w:color="D9D9D9"/>
-              <w:left w:val="single" w:sz="4" w:color="D9D9D9"/>
               <w:right w:val="single" w:sz="4" w:color="D9D9D9"/>
             </w:tcBorders>
             <w:shd w:fill="F1F5F7"/>
             <w:tcMar>
               <w:top w:w="85" w:type="dxa"/>
+              <w:left w:w="85" w:type="dxa"/>
               <w:bottom w:w="85" w:type="dxa"/>
-              <w:left w:w="85" w:type="dxa"/>
               <w:right w:w="85" w:type="dxa"/>
             </w:tcMar>
           </w:tcPr>
@@ -395,15 +395,15 @@
             <w:tcW w:type="dxa" w:w="2233"/>
             <w:tcBorders>
               <w:top w:val="single" w:sz="4" w:color="D9D9D9"/>
+              <w:left w:val="single" w:sz="4" w:color="D9D9D9"/>
               <w:bottom w:val="single" w:sz="4" w:color="D9D9D9"/>
-              <w:left w:val="single" w:sz="4" w:color="D9D9D9"/>
               <w:right w:val="single" w:sz="4" w:color="D9D9D9"/>
             </w:tcBorders>
             <w:shd w:fill="F1F5F7"/>
             <w:tcMar>
               <w:top w:w="85" w:type="dxa"/>
+              <w:left w:w="85" w:type="dxa"/>
               <w:bottom w:w="85" w:type="dxa"/>
-              <w:left w:w="85" w:type="dxa"/>
               <w:right w:w="85" w:type="dxa"/>
             </w:tcMar>
           </w:tcPr>
@@ -428,15 +428,15 @@
             <w:tcW w:type="dxa" w:w="3452"/>
             <w:tcBorders>
               <w:top w:val="single" w:sz="4" w:color="D9D9D9"/>
+              <w:left w:val="single" w:sz="4" w:color="D9D9D9"/>
               <w:bottom w:val="single" w:sz="4" w:color="D9D9D9"/>
-              <w:left w:val="single" w:sz="4" w:color="D9D9D9"/>
               <w:right w:val="single" w:sz="4" w:color="D9D9D9"/>
             </w:tcBorders>
             <w:shd w:fill="FFFFFF"/>
             <w:tcMar>
               <w:top w:w="85" w:type="dxa"/>
+              <w:left w:w="85" w:type="dxa"/>
               <w:bottom w:w="85" w:type="dxa"/>
-              <w:left w:w="85" w:type="dxa"/>
               <w:right w:w="85" w:type="dxa"/>
             </w:tcMar>
           </w:tcPr>
@@ -459,15 +459,15 @@
             <w:tcW w:type="dxa" w:w="2233"/>
             <w:tcBorders>
               <w:top w:val="single" w:sz="4" w:color="D9D9D9"/>
+              <w:left w:val="single" w:sz="4" w:color="D9D9D9"/>
               <w:bottom w:val="single" w:sz="4" w:color="D9D9D9"/>
-              <w:left w:val="single" w:sz="4" w:color="D9D9D9"/>
               <w:right w:val="single" w:sz="4" w:color="D9D9D9"/>
             </w:tcBorders>
             <w:shd w:fill="FFFFFF"/>
             <w:tcMar>
               <w:top w:w="85" w:type="dxa"/>
+              <w:left w:w="85" w:type="dxa"/>
               <w:bottom w:w="85" w:type="dxa"/>
-              <w:left w:w="85" w:type="dxa"/>
               <w:right w:w="85" w:type="dxa"/>
             </w:tcMar>
           </w:tcPr>
@@ -490,15 +490,15 @@
             <w:tcW w:type="dxa" w:w="2233"/>
             <w:tcBorders>
               <w:top w:val="single" w:sz="4" w:color="D9D9D9"/>
+              <w:left w:val="single" w:sz="4" w:color="D9D9D9"/>
               <w:bottom w:val="single" w:sz="4" w:color="D9D9D9"/>
-              <w:left w:val="single" w:sz="4" w:color="D9D9D9"/>
               <w:right w:val="single" w:sz="4" w:color="D9D9D9"/>
             </w:tcBorders>
             <w:shd w:fill="FFFFFF"/>
             <w:tcMar>
               <w:top w:w="85" w:type="dxa"/>
+              <w:left w:w="85" w:type="dxa"/>
               <w:bottom w:w="85" w:type="dxa"/>
-              <w:left w:w="85" w:type="dxa"/>
               <w:right w:w="85" w:type="dxa"/>
             </w:tcMar>
           </w:tcPr>
@@ -521,15 +521,15 @@
             <w:tcW w:type="dxa" w:w="2233"/>
             <w:tcBorders>
               <w:top w:val="single" w:sz="4" w:color="D9D9D9"/>
+              <w:left w:val="single" w:sz="4" w:color="D9D9D9"/>
               <w:bottom w:val="single" w:sz="4" w:color="D9D9D9"/>
-              <w:left w:val="single" w:sz="4" w:color="D9D9D9"/>
               <w:right w:val="single" w:sz="4" w:color="D9D9D9"/>
             </w:tcBorders>
             <w:shd w:fill="FFFFFF"/>
             <w:tcMar>
               <w:top w:w="85" w:type="dxa"/>
+              <w:left w:w="85" w:type="dxa"/>
               <w:bottom w:w="85" w:type="dxa"/>
-              <w:left w:w="85" w:type="dxa"/>
               <w:right w:w="85" w:type="dxa"/>
             </w:tcMar>
           </w:tcPr>
@@ -554,15 +554,15 @@
             <w:tcW w:type="dxa" w:w="3452"/>
             <w:tcBorders>
               <w:top w:val="single" w:sz="4" w:color="D9D9D9"/>
+              <w:left w:val="single" w:sz="4" w:color="D9D9D9"/>
               <w:bottom w:val="single" w:sz="4" w:color="D9D9D9"/>
-              <w:left w:val="single" w:sz="4" w:color="D9D9D9"/>
               <w:right w:val="single" w:sz="4" w:color="D9D9D9"/>
             </w:tcBorders>
             <w:shd w:fill="F1F5F7"/>
             <w:tcMar>
               <w:top w:w="85" w:type="dxa"/>
+              <w:left w:w="85" w:type="dxa"/>
               <w:bottom w:w="85" w:type="dxa"/>
-              <w:left w:w="85" w:type="dxa"/>
               <w:right w:w="85" w:type="dxa"/>
             </w:tcMar>
           </w:tcPr>
@@ -585,15 +585,15 @@
             <w:tcW w:type="dxa" w:w="2233"/>
             <w:tcBorders>
               <w:top w:val="single" w:sz="4" w:color="D9D9D9"/>
+              <w:left w:val="single" w:sz="4" w:color="D9D9D9"/>
               <w:bottom w:val="single" w:sz="4" w:color="D9D9D9"/>
-              <w:left w:val="single" w:sz="4" w:color="D9D9D9"/>
               <w:right w:val="single" w:sz="4" w:color="D9D9D9"/>
             </w:tcBorders>
             <w:shd w:fill="F1F5F7"/>
             <w:tcMar>
               <w:top w:w="85" w:type="dxa"/>
+              <w:left w:w="85" w:type="dxa"/>
               <w:bottom w:w="85" w:type="dxa"/>
-              <w:left w:w="85" w:type="dxa"/>
               <w:right w:w="85" w:type="dxa"/>
             </w:tcMar>
           </w:tcPr>
@@ -616,15 +616,15 @@
             <w:tcW w:type="dxa" w:w="2233"/>
             <w:tcBorders>
               <w:top w:val="single" w:sz="4" w:color="D9D9D9"/>
+              <w:left w:val="single" w:sz="4" w:color="D9D9D9"/>
               <w:bottom w:val="single" w:sz="4" w:color="D9D9D9"/>
-              <w:left w:val="single" w:sz="4" w:color="D9D9D9"/>
               <w:right w:val="single" w:sz="4" w:color="D9D9D9"/>
             </w:tcBorders>
             <w:shd w:fill="F1F5F7"/>
             <w:tcMar>
               <w:top w:w="85" w:type="dxa"/>
+              <w:left w:w="85" w:type="dxa"/>
               <w:bottom w:w="85" w:type="dxa"/>
-              <w:left w:w="85" w:type="dxa"/>
               <w:right w:w="85" w:type="dxa"/>
             </w:tcMar>
           </w:tcPr>
@@ -647,15 +647,15 @@
             <w:tcW w:type="dxa" w:w="2233"/>
             <w:tcBorders>
               <w:top w:val="single" w:sz="4" w:color="D9D9D9"/>
+              <w:left w:val="single" w:sz="4" w:color="D9D9D9"/>
               <w:bottom w:val="single" w:sz="4" w:color="D9D9D9"/>
-              <w:left w:val="single" w:sz="4" w:color="D9D9D9"/>
               <w:right w:val="single" w:sz="4" w:color="D9D9D9"/>
             </w:tcBorders>
             <w:shd w:fill="F1F5F7"/>
             <w:tcMar>
               <w:top w:w="85" w:type="dxa"/>
+              <w:left w:w="85" w:type="dxa"/>
               <w:bottom w:w="85" w:type="dxa"/>
-              <w:left w:w="85" w:type="dxa"/>
               <w:right w:w="85" w:type="dxa"/>
             </w:tcMar>
           </w:tcPr>
@@ -680,15 +680,15 @@
             <w:tcW w:type="dxa" w:w="3452"/>
             <w:tcBorders>
               <w:top w:val="single" w:sz="4" w:color="D9D9D9"/>
+              <w:left w:val="single" w:sz="4" w:color="D9D9D9"/>
               <w:bottom w:val="single" w:sz="4" w:color="D9D9D9"/>
-              <w:left w:val="single" w:sz="4" w:color="D9D9D9"/>
               <w:right w:val="single" w:sz="4" w:color="D9D9D9"/>
             </w:tcBorders>
             <w:shd w:fill="FFFFFF"/>
             <w:tcMar>
               <w:top w:w="85" w:type="dxa"/>
+              <w:left w:w="85" w:type="dxa"/>
               <w:bottom w:w="85" w:type="dxa"/>
-              <w:left w:w="85" w:type="dxa"/>
               <w:right w:w="85" w:type="dxa"/>
             </w:tcMar>
           </w:tcPr>
@@ -711,15 +711,15 @@
             <w:tcW w:type="dxa" w:w="2233"/>
             <w:tcBorders>
               <w:top w:val="single" w:sz="4" w:color="D9D9D9"/>
+              <w:left w:val="single" w:sz="4" w:color="D9D9D9"/>
               <w:bottom w:val="single" w:sz="4" w:color="D9D9D9"/>
-              <w:left w:val="single" w:sz="4" w:color="D9D9D9"/>
               <w:right w:val="single" w:sz="4" w:color="D9D9D9"/>
             </w:tcBorders>
             <w:shd w:fill="FFFFFF"/>
             <w:tcMar>
               <w:top w:w="85" w:type="dxa"/>
+              <w:left w:w="85" w:type="dxa"/>
               <w:bottom w:w="85" w:type="dxa"/>
-              <w:left w:w="85" w:type="dxa"/>
               <w:right w:w="85" w:type="dxa"/>
             </w:tcMar>
           </w:tcPr>
@@ -742,15 +742,15 @@
             <w:tcW w:type="dxa" w:w="2233"/>
             <w:tcBorders>
               <w:top w:val="single" w:sz="4" w:color="D9D9D9"/>
+              <w:left w:val="single" w:sz="4" w:color="D9D9D9"/>
               <w:bottom w:val="single" w:sz="4" w:color="D9D9D9"/>
-              <w:left w:val="single" w:sz="4" w:color="D9D9D9"/>
               <w:right w:val="single" w:sz="4" w:color="D9D9D9"/>
             </w:tcBorders>
             <w:shd w:fill="FFFFFF"/>
             <w:tcMar>
               <w:top w:w="85" w:type="dxa"/>
+              <w:left w:w="85" w:type="dxa"/>
               <w:bottom w:w="85" w:type="dxa"/>
-              <w:left w:w="85" w:type="dxa"/>
               <w:right w:w="85" w:type="dxa"/>
             </w:tcMar>
           </w:tcPr>
@@ -773,15 +773,15 @@
             <w:tcW w:type="dxa" w:w="2233"/>
             <w:tcBorders>
               <w:top w:val="single" w:sz="4" w:color="D9D9D9"/>
+              <w:left w:val="single" w:sz="4" w:color="D9D9D9"/>
               <w:bottom w:val="single" w:sz="4" w:color="D9D9D9"/>
-              <w:left w:val="single" w:sz="4" w:color="D9D9D9"/>
               <w:right w:val="single" w:sz="4" w:color="D9D9D9"/>
             </w:tcBorders>
             <w:shd w:fill="FFFFFF"/>
             <w:tcMar>
               <w:top w:w="85" w:type="dxa"/>
+              <w:left w:w="85" w:type="dxa"/>
               <w:bottom w:w="85" w:type="dxa"/>
-              <w:left w:w="85" w:type="dxa"/>
               <w:right w:w="85" w:type="dxa"/>
             </w:tcMar>
           </w:tcPr>
@@ -840,15 +840,15 @@
             <w:tcW w:type="dxa" w:w="6700"/>
             <w:tcBorders>
               <w:top w:val="single" w:sz="4" w:color="D9D9D9"/>
+              <w:left w:val="single" w:sz="4" w:color="D9D9D9"/>
               <w:bottom w:val="single" w:sz="4" w:color="D9D9D9"/>
-              <w:left w:val="single" w:sz="4" w:color="D9D9D9"/>
               <w:right w:val="single" w:sz="4" w:color="D9D9D9"/>
             </w:tcBorders>
             <w:shd w:fill="142D40"/>
             <w:tcMar>
               <w:top w:w="85" w:type="dxa"/>
+              <w:left w:w="85" w:type="dxa"/>
               <w:bottom w:w="85" w:type="dxa"/>
-              <w:left w:w="85" w:type="dxa"/>
               <w:right w:w="85" w:type="dxa"/>
             </w:tcMar>
           </w:tcPr>
@@ -871,15 +871,15 @@
             <w:tcW w:type="dxa" w:w="3452"/>
             <w:tcBorders>
               <w:top w:val="single" w:sz="4" w:color="D9D9D9"/>
+              <w:left w:val="single" w:sz="4" w:color="D9D9D9"/>
               <w:bottom w:val="single" w:sz="4" w:color="D9D9D9"/>
-              <w:left w:val="single" w:sz="4" w:color="D9D9D9"/>
               <w:right w:val="single" w:sz="4" w:color="D9D9D9"/>
             </w:tcBorders>
             <w:shd w:fill="142D40"/>
             <w:tcMar>
               <w:top w:w="85" w:type="dxa"/>
+              <w:left w:w="85" w:type="dxa"/>
               <w:bottom w:w="85" w:type="dxa"/>
-              <w:left w:w="85" w:type="dxa"/>
               <w:right w:w="85" w:type="dxa"/>
             </w:tcMar>
           </w:tcPr>
@@ -904,15 +904,15 @@
             <w:tcW w:type="dxa" w:w="6700"/>
             <w:tcBorders>
               <w:top w:val="single" w:sz="4" w:color="D9D9D9"/>
+              <w:left w:val="single" w:sz="4" w:color="D9D9D9"/>
               <w:bottom w:val="single" w:sz="4" w:color="D9D9D9"/>
-              <w:left w:val="single" w:sz="4" w:color="D9D9D9"/>
               <w:right w:val="single" w:sz="4" w:color="D9D9D9"/>
             </w:tcBorders>
             <w:shd w:fill="FFFFFF"/>
             <w:tcMar>
               <w:top w:w="85" w:type="dxa"/>
+              <w:left w:w="85" w:type="dxa"/>
               <w:bottom w:w="85" w:type="dxa"/>
-              <w:left w:w="85" w:type="dxa"/>
               <w:right w:w="85" w:type="dxa"/>
             </w:tcMar>
           </w:tcPr>
@@ -935,15 +935,15 @@
             <w:tcW w:type="dxa" w:w="3452"/>
             <w:tcBorders>
               <w:top w:val="single" w:sz="4" w:color="D9D9D9"/>
+              <w:left w:val="single" w:sz="4" w:color="D9D9D9"/>
               <w:bottom w:val="single" w:sz="4" w:color="D9D9D9"/>
-              <w:left w:val="single" w:sz="4" w:color="D9D9D9"/>
               <w:right w:val="single" w:sz="4" w:color="D9D9D9"/>
             </w:tcBorders>
             <w:shd w:fill="FFFFFF"/>
             <w:tcMar>
               <w:top w:w="85" w:type="dxa"/>
+              <w:left w:w="85" w:type="dxa"/>
               <w:bottom w:w="85" w:type="dxa"/>
-              <w:left w:w="85" w:type="dxa"/>
               <w:right w:w="85" w:type="dxa"/>
             </w:tcMar>
           </w:tcPr>
@@ -967,15 +967,15 @@
             <w:tcW w:type="dxa" w:w="6700"/>
             <w:tcBorders>
               <w:top w:val="single" w:sz="4" w:color="D9D9D9"/>
+              <w:left w:val="single" w:sz="4" w:color="D9D9D9"/>
               <w:bottom w:val="single" w:sz="4" w:color="D9D9D9"/>
-              <w:left w:val="single" w:sz="4" w:color="D9D9D9"/>
               <w:right w:val="single" w:sz="4" w:color="D9D9D9"/>
             </w:tcBorders>
             <w:shd w:fill="F1F5F7"/>
             <w:tcMar>
               <w:top w:w="85" w:type="dxa"/>
+              <w:left w:w="85" w:type="dxa"/>
               <w:bottom w:w="85" w:type="dxa"/>
-              <w:left w:w="85" w:type="dxa"/>
               <w:right w:w="85" w:type="dxa"/>
             </w:tcMar>
           </w:tcPr>
@@ -998,15 +998,15 @@
             <w:tcW w:type="dxa" w:w="3452"/>
             <w:tcBorders>
               <w:top w:val="single" w:sz="4" w:color="D9D9D9"/>
+              <w:left w:val="single" w:sz="4" w:color="D9D9D9"/>
               <w:bottom w:val="single" w:sz="4" w:color="D9D9D9"/>
-              <w:left w:val="single" w:sz="4" w:color="D9D9D9"/>
               <w:right w:val="single" w:sz="4" w:color="D9D9D9"/>
             </w:tcBorders>
             <w:shd w:fill="F1F5F7"/>
             <w:tcMar>
               <w:top w:w="85" w:type="dxa"/>
+              <w:left w:w="85" w:type="dxa"/>
               <w:bottom w:w="85" w:type="dxa"/>
-              <w:left w:w="85" w:type="dxa"/>
               <w:right w:w="85" w:type="dxa"/>
             </w:tcMar>
           </w:tcPr>
@@ -1030,15 +1030,15 @@
             <w:tcW w:type="dxa" w:w="6700"/>
             <w:tcBorders>
               <w:top w:val="single" w:sz="4" w:color="D9D9D9"/>
+              <w:left w:val="single" w:sz="4" w:color="D9D9D9"/>
               <w:bottom w:val="single" w:sz="4" w:color="D9D9D9"/>
-              <w:left w:val="single" w:sz="4" w:color="D9D9D9"/>
               <w:right w:val="single" w:sz="4" w:color="D9D9D9"/>
             </w:tcBorders>
             <w:shd w:fill="FFFFFF"/>
             <w:tcMar>
               <w:top w:w="85" w:type="dxa"/>
+              <w:left w:w="85" w:type="dxa"/>
               <w:bottom w:w="85" w:type="dxa"/>
-              <w:left w:w="85" w:type="dxa"/>
               <w:right w:w="85" w:type="dxa"/>
             </w:tcMar>
           </w:tcPr>
@@ -1061,15 +1061,15 @@
             <w:tcW w:type="dxa" w:w="3452"/>
             <w:tcBorders>
               <w:top w:val="single" w:sz="4" w:color="D9D9D9"/>
+              <w:left w:val="single" w:sz="4" w:color="D9D9D9"/>
               <w:bottom w:val="single" w:sz="4" w:color="D9D9D9"/>
-              <w:left w:val="single" w:sz="4" w:color="D9D9D9"/>
               <w:right w:val="single" w:sz="4" w:color="D9D9D9"/>
             </w:tcBorders>
             <w:shd w:fill="FFFFFF"/>
             <w:tcMar>
               <w:top w:w="85" w:type="dxa"/>
+              <w:left w:w="85" w:type="dxa"/>
               <w:bottom w:w="85" w:type="dxa"/>
-              <w:left w:w="85" w:type="dxa"/>
               <w:right w:w="85" w:type="dxa"/>
             </w:tcMar>
           </w:tcPr>
@@ -1171,15 +1171,15 @@
             <w:tcW w:type="dxa" w:w="3452"/>
             <w:tcBorders>
               <w:top w:val="single" w:sz="4" w:color="D9D9D9"/>
+              <w:left w:val="single" w:sz="4" w:color="D9D9D9"/>
               <w:bottom w:val="single" w:sz="4" w:color="D9D9D9"/>
-              <w:left w:val="single" w:sz="4" w:color="D9D9D9"/>
               <w:right w:val="single" w:sz="4" w:color="D9D9D9"/>
             </w:tcBorders>
             <w:shd w:fill="142D40"/>
             <w:tcMar>
               <w:top w:w="85" w:type="dxa"/>
+              <w:left w:w="85" w:type="dxa"/>
               <w:bottom w:w="85" w:type="dxa"/>
-              <w:left w:w="85" w:type="dxa"/>
               <w:right w:w="85" w:type="dxa"/>
             </w:tcMar>
           </w:tcPr>
@@ -1201,15 +1201,15 @@
             <w:tcW w:type="dxa" w:w="2233"/>
             <w:tcBorders>
               <w:top w:val="single" w:sz="4" w:color="D9D9D9"/>
+              <w:left w:val="single" w:sz="4" w:color="D9D9D9"/>
               <w:bottom w:val="single" w:sz="4" w:color="D9D9D9"/>
-              <w:left w:val="single" w:sz="4" w:color="D9D9D9"/>
               <w:right w:val="single" w:sz="4" w:color="D9D9D9"/>
             </w:tcBorders>
             <w:shd w:fill="142D40"/>
             <w:tcMar>
               <w:top w:w="85" w:type="dxa"/>
+              <w:left w:w="85" w:type="dxa"/>
               <w:bottom w:w="85" w:type="dxa"/>
-              <w:left w:w="85" w:type="dxa"/>
               <w:right w:w="85" w:type="dxa"/>
             </w:tcMar>
           </w:tcPr>
@@ -1232,15 +1232,15 @@
             <w:tcW w:type="dxa" w:w="2233"/>
             <w:tcBorders>
               <w:top w:val="single" w:sz="4" w:color="D9D9D9"/>
+              <w:left w:val="single" w:sz="4" w:color="D9D9D9"/>
               <w:bottom w:val="single" w:sz="4" w:color="D9D9D9"/>
-              <w:left w:val="single" w:sz="4" w:color="D9D9D9"/>
               <w:right w:val="single" w:sz="4" w:color="D9D9D9"/>
             </w:tcBorders>
             <w:shd w:fill="142D40"/>
             <w:tcMar>
               <w:top w:w="85" w:type="dxa"/>
+              <w:left w:w="85" w:type="dxa"/>
               <w:bottom w:w="85" w:type="dxa"/>
-              <w:left w:w="85" w:type="dxa"/>
               <w:right w:w="85" w:type="dxa"/>
             </w:tcMar>
           </w:tcPr>
@@ -1263,15 +1263,15 @@
             <w:tcW w:type="dxa" w:w="2233"/>
             <w:tcBorders>
               <w:top w:val="single" w:sz="4" w:color="D9D9D9"/>
+              <w:left w:val="single" w:sz="4" w:color="D9D9D9"/>
               <w:bottom w:val="single" w:sz="4" w:color="D9D9D9"/>
-              <w:left w:val="single" w:sz="4" w:color="D9D9D9"/>
               <w:right w:val="single" w:sz="4" w:color="D9D9D9"/>
             </w:tcBorders>
             <w:shd w:fill="142D40"/>
             <w:tcMar>
               <w:top w:w="85" w:type="dxa"/>
+              <w:left w:w="85" w:type="dxa"/>
               <w:bottom w:w="85" w:type="dxa"/>
-              <w:left w:w="85" w:type="dxa"/>
               <w:right w:w="85" w:type="dxa"/>
             </w:tcMar>
           </w:tcPr>
@@ -1296,15 +1296,15 @@
             <w:tcW w:type="dxa" w:w="3452"/>
             <w:tcBorders>
               <w:top w:val="single" w:sz="4" w:color="D9D9D9"/>
+              <w:left w:val="single" w:sz="4" w:color="D9D9D9"/>
               <w:bottom w:val="single" w:sz="4" w:color="D9D9D9"/>
-              <w:left w:val="single" w:sz="4" w:color="D9D9D9"/>
               <w:right w:val="single" w:sz="4" w:color="D9D9D9"/>
             </w:tcBorders>
             <w:shd w:fill="FFFFFF"/>
             <w:tcMar>
               <w:top w:w="85" w:type="dxa"/>
+              <w:left w:w="85" w:type="dxa"/>
               <w:bottom w:w="85" w:type="dxa"/>
-              <w:left w:w="85" w:type="dxa"/>
               <w:right w:w="85" w:type="dxa"/>
             </w:tcMar>
           </w:tcPr>
@@ -1327,15 +1327,15 @@
             <w:tcW w:type="dxa" w:w="2233"/>
             <w:tcBorders>
               <w:top w:val="single" w:sz="4" w:color="D9D9D9"/>
+              <w:left w:val="single" w:sz="4" w:color="D9D9D9"/>
               <w:bottom w:val="single" w:sz="4" w:color="D9D9D9"/>
-              <w:left w:val="single" w:sz="4" w:color="D9D9D9"/>
               <w:right w:val="single" w:sz="4" w:color="D9D9D9"/>
             </w:tcBorders>
             <w:shd w:fill="FFFFFF"/>
             <w:tcMar>
               <w:top w:w="85" w:type="dxa"/>
+              <w:left w:w="85" w:type="dxa"/>
               <w:bottom w:w="85" w:type="dxa"/>
-              <w:left w:w="85" w:type="dxa"/>
               <w:right w:w="85" w:type="dxa"/>
             </w:tcMar>
           </w:tcPr>
@@ -1357,15 +1357,15 @@
             <w:tcW w:type="dxa" w:w="2233"/>
             <w:tcBorders>
               <w:top w:val="single" w:sz="4" w:color="D9D9D9"/>
+              <w:left w:val="single" w:sz="4" w:color="D9D9D9"/>
               <w:bottom w:val="single" w:sz="4" w:color="D9D9D9"/>
-              <w:left w:val="single" w:sz="4" w:color="D9D9D9"/>
               <w:right w:val="single" w:sz="4" w:color="D9D9D9"/>
             </w:tcBorders>
             <w:shd w:fill="FFFFFF"/>
             <w:tcMar>
               <w:top w:w="85" w:type="dxa"/>
+              <w:left w:w="85" w:type="dxa"/>
               <w:bottom w:w="85" w:type="dxa"/>
-              <w:left w:w="85" w:type="dxa"/>
               <w:right w:w="85" w:type="dxa"/>
             </w:tcMar>
           </w:tcPr>
@@ -1387,15 +1387,15 @@
             <w:tcW w:type="dxa" w:w="2233"/>
             <w:tcBorders>
               <w:top w:val="single" w:sz="4" w:color="D9D9D9"/>
+              <w:left w:val="single" w:sz="4" w:color="D9D9D9"/>
               <w:bottom w:val="single" w:sz="4" w:color="D9D9D9"/>
-              <w:left w:val="single" w:sz="4" w:color="D9D9D9"/>
               <w:right w:val="single" w:sz="4" w:color="D9D9D9"/>
             </w:tcBorders>
             <w:shd w:fill="FFFFFF"/>
             <w:tcMar>
               <w:top w:w="85" w:type="dxa"/>
+              <w:left w:w="85" w:type="dxa"/>
               <w:bottom w:w="85" w:type="dxa"/>
-              <w:left w:w="85" w:type="dxa"/>
               <w:right w:w="85" w:type="dxa"/>
             </w:tcMar>
           </w:tcPr>
@@ -1419,15 +1419,15 @@
             <w:tcW w:type="dxa" w:w="3452"/>
             <w:tcBorders>
               <w:top w:val="single" w:sz="4" w:color="D9D9D9"/>
+              <w:left w:val="single" w:sz="4" w:color="D9D9D9"/>
               <w:bottom w:val="single" w:sz="4" w:color="D9D9D9"/>
-              <w:left w:val="single" w:sz="4" w:color="D9D9D9"/>
               <w:right w:val="single" w:sz="4" w:color="D9D9D9"/>
             </w:tcBorders>
             <w:shd w:fill="F1F5F7"/>
             <w:tcMar>
               <w:top w:w="85" w:type="dxa"/>
+              <w:left w:w="85" w:type="dxa"/>
               <w:bottom w:w="85" w:type="dxa"/>
-              <w:left w:w="85" w:type="dxa"/>
               <w:right w:w="85" w:type="dxa"/>
             </w:tcMar>
           </w:tcPr>
@@ -1450,15 +1450,15 @@
             <w:tcW w:type="dxa" w:w="2233"/>
             <w:tcBorders>
               <w:top w:val="single" w:sz="4" w:color="D9D9D9"/>
+              <w:left w:val="single" w:sz="4" w:color="D9D9D9"/>
               <w:bottom w:val="single" w:sz="4" w:color="D9D9D9"/>
-              <w:left w:val="single" w:sz="4" w:color="D9D9D9"/>
               <w:right w:val="single" w:sz="4" w:color="D9D9D9"/>
             </w:tcBorders>
             <w:shd w:fill="F1F5F7"/>
             <w:tcMar>
               <w:top w:w="85" w:type="dxa"/>
+              <w:left w:w="85" w:type="dxa"/>
               <w:bottom w:w="85" w:type="dxa"/>
-              <w:left w:w="85" w:type="dxa"/>
               <w:right w:w="85" w:type="dxa"/>
             </w:tcMar>
           </w:tcPr>
@@ -1480,15 +1480,15 @@
             <w:tcW w:type="dxa" w:w="2233"/>
             <w:tcBorders>
               <w:top w:val="single" w:sz="4" w:color="D9D9D9"/>
+              <w:left w:val="single" w:sz="4" w:color="D9D9D9"/>
               <w:bottom w:val="single" w:sz="4" w:color="D9D9D9"/>
-              <w:left w:val="single" w:sz="4" w:color="D9D9D9"/>
               <w:right w:val="single" w:sz="4" w:color="D9D9D9"/>
             </w:tcBorders>
             <w:shd w:fill="F1F5F7"/>
             <w:tcMar>
               <w:top w:w="85" w:type="dxa"/>
+              <w:left w:w="85" w:type="dxa"/>
               <w:bottom w:w="85" w:type="dxa"/>
-              <w:left w:w="85" w:type="dxa"/>
               <w:right w:w="85" w:type="dxa"/>
             </w:tcMar>
           </w:tcPr>
@@ -1510,15 +1510,15 @@
             <w:tcW w:type="dxa" w:w="2233"/>
             <w:tcBorders>
               <w:top w:val="single" w:sz="4" w:color="D9D9D9"/>
+              <w:left w:val="single" w:sz="4" w:color="D9D9D9"/>
               <w:bottom w:val="single" w:sz="4" w:color="D9D9D9"/>
-              <w:left w:val="single" w:sz="4" w:color="D9D9D9"/>
               <w:right w:val="single" w:sz="4" w:color="D9D9D9"/>
             </w:tcBorders>
             <w:shd w:fill="F1F5F7"/>
             <w:tcMar>
               <w:top w:w="85" w:type="dxa"/>
+              <w:left w:w="85" w:type="dxa"/>
               <w:bottom w:w="85" w:type="dxa"/>
-              <w:left w:w="85" w:type="dxa"/>
               <w:right w:w="85" w:type="dxa"/>
             </w:tcMar>
           </w:tcPr>
@@ -1932,15 +1932,15 @@
             <w:tcW w:type="dxa" w:w="6091"/>
             <w:tcBorders>
               <w:top w:val="single" w:sz="4" w:color="D9D9D9"/>
+              <w:left w:val="single" w:sz="4" w:color="D9D9D9"/>
               <w:bottom w:val="single" w:sz="4" w:color="D9D9D9"/>
-              <w:left w:val="single" w:sz="4" w:color="D9D9D9"/>
               <w:right w:val="single" w:sz="4" w:color="D9D9D9"/>
             </w:tcBorders>
             <w:shd w:fill="142D40"/>
             <w:tcMar>
               <w:top w:w="85" w:type="dxa"/>
+              <w:left w:w="85" w:type="dxa"/>
               <w:bottom w:w="85" w:type="dxa"/>
-              <w:left w:w="85" w:type="dxa"/>
               <w:right w:w="85" w:type="dxa"/>
             </w:tcMar>
           </w:tcPr>
@@ -1963,15 +1963,15 @@
             <w:tcW w:type="dxa" w:w="4061"/>
             <w:tcBorders>
               <w:top w:val="single" w:sz="4" w:color="D9D9D9"/>
+              <w:left w:val="single" w:sz="4" w:color="D9D9D9"/>
               <w:bottom w:val="single" w:sz="4" w:color="D9D9D9"/>
-              <w:left w:val="single" w:sz="4" w:color="D9D9D9"/>
               <w:right w:val="single" w:sz="4" w:color="D9D9D9"/>
             </w:tcBorders>
             <w:shd w:fill="142D40"/>
             <w:tcMar>
               <w:top w:w="85" w:type="dxa"/>
+              <w:left w:w="85" w:type="dxa"/>
               <w:bottom w:w="85" w:type="dxa"/>
-              <w:left w:w="85" w:type="dxa"/>
               <w:right w:w="85" w:type="dxa"/>
             </w:tcMar>
           </w:tcPr>
@@ -1996,15 +1996,15 @@
             <w:tcW w:type="dxa" w:w="6091"/>
             <w:tcBorders>
               <w:top w:val="single" w:sz="4" w:color="D9D9D9"/>
+              <w:left w:val="single" w:sz="4" w:color="D9D9D9"/>
               <w:bottom w:val="single" w:sz="4" w:color="D9D9D9"/>
-              <w:left w:val="single" w:sz="4" w:color="D9D9D9"/>
               <w:right w:val="single" w:sz="4" w:color="D9D9D9"/>
             </w:tcBorders>
             <w:shd w:fill="FFFFFF"/>
             <w:tcMar>
               <w:top w:w="85" w:type="dxa"/>
+              <w:left w:w="85" w:type="dxa"/>
               <w:bottom w:w="85" w:type="dxa"/>
-              <w:left w:w="85" w:type="dxa"/>
               <w:right w:w="85" w:type="dxa"/>
             </w:tcMar>
           </w:tcPr>
@@ -2027,15 +2027,15 @@
             <w:tcW w:type="dxa" w:w="4061"/>
             <w:tcBorders>
               <w:top w:val="single" w:sz="4" w:color="D9D9D9"/>
+              <w:left w:val="single" w:sz="4" w:color="D9D9D9"/>
               <w:bottom w:val="single" w:sz="4" w:color="D9D9D9"/>
-              <w:left w:val="single" w:sz="4" w:color="D9D9D9"/>
               <w:right w:val="single" w:sz="4" w:color="D9D9D9"/>
             </w:tcBorders>
             <w:shd w:fill="FFFFFF"/>
             <w:tcMar>
               <w:top w:w="85" w:type="dxa"/>
+              <w:left w:w="85" w:type="dxa"/>
               <w:bottom w:w="85" w:type="dxa"/>
-              <w:left w:w="85" w:type="dxa"/>
               <w:right w:w="85" w:type="dxa"/>
             </w:tcMar>
           </w:tcPr>
@@ -2059,15 +2059,15 @@
             <w:tcW w:type="dxa" w:w="6091"/>
             <w:tcBorders>
               <w:top w:val="single" w:sz="4" w:color="D9D9D9"/>
+              <w:left w:val="single" w:sz="4" w:color="D9D9D9"/>
               <w:bottom w:val="single" w:sz="4" w:color="D9D9D9"/>
-              <w:left w:val="single" w:sz="4" w:color="D9D9D9"/>
               <w:right w:val="single" w:sz="4" w:color="D9D9D9"/>
             </w:tcBorders>
             <w:shd w:fill="F1F5F7"/>
             <w:tcMar>
               <w:top w:w="85" w:type="dxa"/>
+              <w:left w:w="85" w:type="dxa"/>
               <w:bottom w:w="85" w:type="dxa"/>
-              <w:left w:w="85" w:type="dxa"/>
               <w:right w:w="85" w:type="dxa"/>
             </w:tcMar>
           </w:tcPr>
@@ -2090,15 +2090,15 @@
             <w:tcW w:type="dxa" w:w="4061"/>
             <w:tcBorders>
               <w:top w:val="single" w:sz="4" w:color="D9D9D9"/>
+              <w:left w:val="single" w:sz="4" w:color="D9D9D9"/>
               <w:bottom w:val="single" w:sz="4" w:color="D9D9D9"/>
-              <w:left w:val="single" w:sz="4" w:color="D9D9D9"/>
               <w:right w:val="single" w:sz="4" w:color="D9D9D9"/>
             </w:tcBorders>
             <w:shd w:fill="F1F5F7"/>
             <w:tcMar>
               <w:top w:w="85" w:type="dxa"/>
+              <w:left w:w="85" w:type="dxa"/>
               <w:bottom w:w="85" w:type="dxa"/>
-              <w:left w:w="85" w:type="dxa"/>
               <w:right w:w="85" w:type="dxa"/>
             </w:tcMar>
           </w:tcPr>
@@ -2122,15 +2122,15 @@
             <w:tcW w:type="dxa" w:w="6091"/>
             <w:tcBorders>
               <w:top w:val="single" w:sz="4" w:color="D9D9D9"/>
+              <w:left w:val="single" w:sz="4" w:color="D9D9D9"/>
               <w:bottom w:val="single" w:sz="4" w:color="D9D9D9"/>
-              <w:left w:val="single" w:sz="4" w:color="D9D9D9"/>
               <w:right w:val="single" w:sz="4" w:color="D9D9D9"/>
             </w:tcBorders>
             <w:shd w:fill="FFFFFF"/>
             <w:tcMar>
               <w:top w:w="85" w:type="dxa"/>
+              <w:left w:w="85" w:type="dxa"/>
               <w:bottom w:w="85" w:type="dxa"/>
-              <w:left w:w="85" w:type="dxa"/>
               <w:right w:w="85" w:type="dxa"/>
             </w:tcMar>
           </w:tcPr>
@@ -2153,15 +2153,15 @@
             <w:tcW w:type="dxa" w:w="4061"/>
             <w:tcBorders>
               <w:top w:val="single" w:sz="4" w:color="D9D9D9"/>
+              <w:left w:val="single" w:sz="4" w:color="D9D9D9"/>
               <w:bottom w:val="single" w:sz="4" w:color="D9D9D9"/>
-              <w:left w:val="single" w:sz="4" w:color="D9D9D9"/>
               <w:right w:val="single" w:sz="4" w:color="D9D9D9"/>
             </w:tcBorders>
             <w:shd w:fill="FFFFFF"/>
             <w:tcMar>
               <w:top w:w="85" w:type="dxa"/>
+              <w:left w:w="85" w:type="dxa"/>
               <w:bottom w:w="85" w:type="dxa"/>
-              <w:left w:w="85" w:type="dxa"/>
               <w:right w:w="85" w:type="dxa"/>
             </w:tcMar>
           </w:tcPr>
